--- a/PUBLISHED/biol-1/homework/module-02-basic-chemistry-questions.docx
+++ b/PUBLISHED/biol-1/homework/module-02-basic-chemistry-questions.docx
@@ -3,106 +3,169 @@
 <w:document xmlns:wpc="http://schemas.microsoft.com/office/word/2010/wordprocessingCanvas" xmlns:mo="http://schemas.microsoft.com/office/mac/office/2008/main" xmlns:mc="http://schemas.openxmlformats.org/markup-compatibility/2006" xmlns:mv="urn:schemas-microsoft-com:mac:vml" xmlns:o="urn:schemas-microsoft-com:office:office" xmlns:r="http://schemas.openxmlformats.org/officeDocument/2006/relationships" xmlns:m="http://schemas.openxmlformats.org/officeDocument/2006/math" xmlns:v="urn:schemas-microsoft-com:vml" xmlns:wp14="http://schemas.microsoft.com/office/word/2010/wordprocessingDrawing" xmlns:wp="http://schemas.openxmlformats.org/drawingml/2006/wordprocessingDrawing" xmlns:w10="urn:schemas-microsoft-com:office:word" xmlns:w="http://schemas.openxmlformats.org/wordprocessingml/2006/main" xmlns:w14="http://schemas.microsoft.com/office/word/2010/wordml" xmlns:wpg="http://schemas.microsoft.com/office/word/2010/wordprocessingGroup" xmlns:wpi="http://schemas.microsoft.com/office/word/2010/wordprocessingInk" xmlns:wne="http://schemas.microsoft.com/office/word/2006/wordml" xmlns:wps="http://schemas.microsoft.com/office/word/2010/wordprocessingShape" mc:Ignorable="w14 wp14">
   <w:body>
     <w:p>
+      <w:pPr>
+        <w:pStyle w:val="Heading1"/>
+      </w:pPr>
       <w:r>
         <w:t>Module 2: Basic Chemistry — Study Questions</w:t>
       </w:r>
     </w:p>
     <w:p>
       <w:r>
+        <w:br/>
+      </w:r>
+      <w:r>
         <w:t>What are the three subatomic particles? Describe their location, mass, and charge.</w:t>
       </w:r>
     </w:p>
     <w:p>
+      <w:r>
+        <w:br/>
+      </w:r>
       <w:r>
         <w:t>What determines the identity of an element (atomic number)?</w:t>
       </w:r>
     </w:p>
     <w:p>
       <w:r>
+        <w:br/>
+      </w:r>
+      <w:r>
         <w:t>What is an isotope? How are isotopes used in biology?</w:t>
       </w:r>
     </w:p>
     <w:p>
+      <w:r>
+        <w:br/>
+      </w:r>
       <w:r>
         <w:t>Explain the Octet Rule. Why do atoms form bonds?</w:t>
       </w:r>
     </w:p>
     <w:p>
       <w:r>
+        <w:br/>
+      </w:r>
+      <w:r>
         <w:t>What is the difference between an ionic bond and a covalent bond?</w:t>
       </w:r>
     </w:p>
     <w:p>
+      <w:r>
+        <w:br/>
+      </w:r>
       <w:r>
         <w:t>What is the difference between polar and non-polar covalent bonds?</w:t>
       </w:r>
     </w:p>
     <w:p>
       <w:r>
+        <w:br/>
+      </w:r>
+      <w:r>
         <w:t>What are hydrogen bonds? Why are they important in biology?</w:t>
       </w:r>
     </w:p>
     <w:p>
+      <w:r>
+        <w:br/>
+      </w:r>
       <w:r>
         <w:t>Why is water a polar molecule?</w:t>
       </w:r>
     </w:p>
     <w:p>
       <w:r>
+        <w:br/>
+      </w:r>
+      <w:r>
         <w:t>How does hydrogen bonding give water its unique properties?</w:t>
       </w:r>
     </w:p>
     <w:p>
+      <w:r>
+        <w:br/>
+      </w:r>
       <w:r>
         <w:t>Define cohesion, adhesion, and surface tension.</w:t>
       </w:r>
     </w:p>
     <w:p>
       <w:r>
+        <w:br/>
+      </w:r>
+      <w:r>
         <w:t>What is specific heat? Why does water have a high specific heat?</w:t>
       </w:r>
     </w:p>
     <w:p>
+      <w:r>
+        <w:br/>
+      </w:r>
       <w:r>
         <w:t>Why is water called the "universal solvent"?</w:t>
       </w:r>
     </w:p>
     <w:p>
       <w:r>
+        <w:br/>
+      </w:r>
+      <w:r>
         <w:t>What is the difference between hydrophilic and hydrophobic molecules?</w:t>
       </w:r>
     </w:p>
     <w:p>
+      <w:r>
+        <w:br/>
+      </w:r>
       <w:r>
         <w:t>What is pH? What is the pH scale?</w:t>
       </w:r>
     </w:p>
     <w:p>
       <w:r>
+        <w:br/>
+      </w:r>
+      <w:r>
         <w:t>What is the difference between an acid and a base?</w:t>
       </w:r>
     </w:p>
     <w:p>
+      <w:r>
+        <w:br/>
+      </w:r>
       <w:r>
         <w:t>A solution with pH 3 is how many times more acidic than a solution with pH 6?</w:t>
       </w:r>
     </w:p>
     <w:p>
       <w:r>
+        <w:br/>
+      </w:r>
+      <w:r>
         <w:t>What are buffers? Why are they important in biological systems?</w:t>
       </w:r>
     </w:p>
     <w:p>
+      <w:r>
+        <w:br/>
+      </w:r>
       <w:r>
         <w:t>What would happen if blood pH dropped from 7.4 to 6.8?</w:t>
       </w:r>
     </w:p>
     <w:p>
       <w:r>
+        <w:br/>
+      </w:r>
+      <w:r>
         <w:t>Why are noble gases largely unreactive?</w:t>
       </w:r>
     </w:p>
     <w:p>
+      <w:r>
+        <w:br/>
+      </w:r>
       <w:r>
         <w:t>How does ice floating affect aquatic ecosystems?</w:t>
       </w:r>

--- a/PUBLISHED/biol-1/homework/module-02-basic-chemistry-questions.docx
+++ b/PUBLISHED/biol-1/homework/module-02-basic-chemistry-questions.docx
@@ -7,167 +7,147 @@
         <w:pStyle w:val="Heading1"/>
       </w:pPr>
       <w:r>
-        <w:t>Module 2: Basic Chemistry — Study Questions</w:t>
+        <w:t>Module 2: Basic Chemistry - Learning Questions</w:t>
       </w:r>
     </w:p>
     <w:p>
       <w:r>
+        <w:t xml:space="preserve">1. </w:t>
+      </w:r>
+      <w:r>
         <w:br/>
       </w:r>
       <w:r>
-        <w:t>What are the three subatomic particles? Describe their location, mass, and charge.</w:t>
+        <w:t>How do protons, neutrons, and electrons differ?</w:t>
+      </w:r>
+      <w:r>
+        <w:br/>
       </w:r>
     </w:p>
     <w:p>
       <w:r>
+        <w:t xml:space="preserve">2. </w:t>
+      </w:r>
+      <w:r>
         <w:br/>
       </w:r>
       <w:r>
-        <w:t>What determines the identity of an element (atomic number)?</w:t>
+        <w:t>Why do electrons matter for chemical bonding?</w:t>
+      </w:r>
+      <w:r>
+        <w:br/>
       </w:r>
     </w:p>
     <w:p>
       <w:r>
+        <w:t xml:space="preserve">3. </w:t>
+      </w:r>
+      <w:r>
         <w:br/>
       </w:r>
       <w:r>
-        <w:t>What is an isotope? How are isotopes used in biology?</w:t>
+        <w:t>What distinguishes covalent, ionic, and hydrogen bonds?</w:t>
+      </w:r>
+      <w:r>
+        <w:br/>
       </w:r>
     </w:p>
     <w:p>
       <w:r>
+        <w:t xml:space="preserve">4. </w:t>
+      </w:r>
+      <w:r>
         <w:br/>
       </w:r>
       <w:r>
-        <w:t>Explain the Octet Rule. Why do atoms form bonds?</w:t>
+        <w:t>Why does water dissolve salt but not all nonpolar molecules?</w:t>
+      </w:r>
+      <w:r>
+        <w:br/>
       </w:r>
     </w:p>
     <w:p>
       <w:r>
+        <w:t xml:space="preserve">5. </w:t>
+      </w:r>
+      <w:r>
         <w:br/>
       </w:r>
       <w:r>
-        <w:t>What is the difference between an ionic bond and a covalent bond?</w:t>
+        <w:t>How does polarity explain water cohesion?</w:t>
+      </w:r>
+      <w:r>
+        <w:br/>
       </w:r>
     </w:p>
     <w:p>
       <w:r>
+        <w:t xml:space="preserve">6. </w:t>
+      </w:r>
+      <w:r>
         <w:br/>
       </w:r>
       <w:r>
-        <w:t>What is the difference between polar and non-polar covalent bonds?</w:t>
+        <w:t>What does a low pH mean about hydrogen ions?</w:t>
+      </w:r>
+      <w:r>
+        <w:br/>
       </w:r>
     </w:p>
     <w:p>
       <w:r>
+        <w:t xml:space="preserve">7. </w:t>
+      </w:r>
+      <w:r>
         <w:br/>
       </w:r>
       <w:r>
-        <w:t>What are hydrogen bonds? Why are they important in biology?</w:t>
+        <w:t>Why are buffers important in living systems?</w:t>
+      </w:r>
+      <w:r>
+        <w:br/>
       </w:r>
     </w:p>
     <w:p>
       <w:r>
+        <w:t xml:space="preserve">8. </w:t>
+      </w:r>
+      <w:r>
         <w:br/>
       </w:r>
       <w:r>
-        <w:t>Why is water a polar molecule?</w:t>
+        <w:t>How are atoms conserved during chemical reactions?</w:t>
+      </w:r>
+      <w:r>
+        <w:br/>
       </w:r>
     </w:p>
     <w:p>
       <w:r>
+        <w:t xml:space="preserve">9. </w:t>
+      </w:r>
+      <w:r>
         <w:br/>
       </w:r>
       <w:r>
-        <w:t>How does hydrogen bonding give water its unique properties?</w:t>
+        <w:t>How can chemical shape affect biological function?</w:t>
+      </w:r>
+      <w:r>
+        <w:br/>
       </w:r>
     </w:p>
     <w:p>
       <w:r>
-        <w:br/>
+        <w:t xml:space="preserve">10. </w:t>
       </w:r>
-      <w:r>
-        <w:t>Define cohesion, adhesion, and surface tension.</w:t>
-      </w:r>
-    </w:p>
-    <w:p>
       <w:r>
         <w:br/>
       </w:r>
       <w:r>
-        <w:t>What is specific heat? Why does water have a high specific heat?</w:t>
+        <w:t>What evidence would show that a substance is acidic or basic?</w:t>
       </w:r>
-    </w:p>
-    <w:p>
       <w:r>
         <w:br/>
-      </w:r>
-      <w:r>
-        <w:t>Why is water called the "universal solvent"?</w:t>
-      </w:r>
-    </w:p>
-    <w:p>
-      <w:r>
-        <w:br/>
-      </w:r>
-      <w:r>
-        <w:t>What is the difference between hydrophilic and hydrophobic molecules?</w:t>
-      </w:r>
-    </w:p>
-    <w:p>
-      <w:r>
-        <w:br/>
-      </w:r>
-      <w:r>
-        <w:t>What is pH? What is the pH scale?</w:t>
-      </w:r>
-    </w:p>
-    <w:p>
-      <w:r>
-        <w:br/>
-      </w:r>
-      <w:r>
-        <w:t>What is the difference between an acid and a base?</w:t>
-      </w:r>
-    </w:p>
-    <w:p>
-      <w:r>
-        <w:br/>
-      </w:r>
-      <w:r>
-        <w:t>A solution with pH 3 is how many times more acidic than a solution with pH 6?</w:t>
-      </w:r>
-    </w:p>
-    <w:p>
-      <w:r>
-        <w:br/>
-      </w:r>
-      <w:r>
-        <w:t>What are buffers? Why are they important in biological systems?</w:t>
-      </w:r>
-    </w:p>
-    <w:p>
-      <w:r>
-        <w:br/>
-      </w:r>
-      <w:r>
-        <w:t>What would happen if blood pH dropped from 7.4 to 6.8?</w:t>
-      </w:r>
-    </w:p>
-    <w:p>
-      <w:r>
-        <w:br/>
-      </w:r>
-      <w:r>
-        <w:t>Why are noble gases largely unreactive?</w:t>
-      </w:r>
-    </w:p>
-    <w:p>
-      <w:r>
-        <w:br/>
-      </w:r>
-      <w:r>
-        <w:t>How does ice floating affect aquatic ecosystems?</w:t>
       </w:r>
     </w:p>
     <w:sectPr>
